--- a/Document/document.docx
+++ b/Document/document.docx
@@ -312,7 +312,6 @@
           <w:lang w:eastAsia="ru-RU"/>
         </w:rPr>
       </w:pPr>
-      <w:proofErr w:type="gramStart"/>
       <w:r>
         <w:rPr>
           <w:rFonts w:ascii="Times New Roman" w:eastAsia="Times New Roman" w:hAnsi="Times New Roman"/>
@@ -341,7 +340,6 @@
         </w:rPr>
         <w:t>09.02.07</w:t>
       </w:r>
-      <w:proofErr w:type="gramEnd"/>
       <w:r>
         <w:rPr>
           <w:rFonts w:ascii="Times New Roman" w:eastAsia="Times New Roman" w:hAnsi="Times New Roman"/>
@@ -477,9 +475,8 @@
           <w:szCs w:val="28"/>
           <w:lang w:eastAsia="ru-RU"/>
         </w:rPr>
-        <w:t xml:space="preserve"> </w:t>
-      </w:r>
-      <w:proofErr w:type="gramStart"/>
+        <w:t xml:space="preserve">    </w:t>
+      </w:r>
       <w:r>
         <w:rPr>
           <w:rFonts w:ascii="Times New Roman" w:eastAsia="Times New Roman" w:hAnsi="Times New Roman"/>
@@ -487,18 +484,8 @@
           <w:szCs w:val="28"/>
           <w:lang w:eastAsia="ru-RU"/>
         </w:rPr>
-        <w:t xml:space="preserve">   </w:t>
-      </w:r>
-      <w:r>
-        <w:rPr>
-          <w:rFonts w:ascii="Times New Roman" w:eastAsia="Times New Roman" w:hAnsi="Times New Roman"/>
-          <w:sz w:val="28"/>
-          <w:szCs w:val="28"/>
-          <w:lang w:eastAsia="ru-RU"/>
-        </w:rPr>
         <w:t>«</w:t>
       </w:r>
-      <w:proofErr w:type="gramEnd"/>
       <w:r>
         <w:rPr>
           <w:rFonts w:ascii="Times New Roman" w:eastAsia="Times New Roman" w:hAnsi="Times New Roman"/>
@@ -719,7 +706,6 @@
           <w:lang w:eastAsia="ru-RU"/>
         </w:rPr>
       </w:pPr>
-      <w:proofErr w:type="gramStart"/>
       <w:r>
         <w:rPr>
           <w:rFonts w:ascii="Times New Roman" w:eastAsia="Times New Roman" w:hAnsi="Times New Roman"/>
@@ -750,7 +736,6 @@
         </w:rPr>
         <w:t>ПРОЕКТ</w:t>
       </w:r>
-      <w:proofErr w:type="gramEnd"/>
     </w:p>
     <w:p>
       <w:pPr>
@@ -1058,9 +1043,8 @@
           <w:szCs w:val="32"/>
           <w:lang w:eastAsia="ru-RU"/>
         </w:rPr>
-        <w:t xml:space="preserve">       </w:t>
-      </w:r>
-      <w:proofErr w:type="gramStart"/>
+        <w:t xml:space="preserve">          </w:t>
+      </w:r>
       <w:r>
         <w:rPr>
           <w:rFonts w:ascii="Times New Roman" w:eastAsia="Times New Roman" w:hAnsi="Times New Roman"/>
@@ -1068,26 +1052,7 @@
           <w:szCs w:val="32"/>
           <w:lang w:eastAsia="ru-RU"/>
         </w:rPr>
-        <w:t xml:space="preserve">   </w:t>
-      </w:r>
-      <w:r>
-        <w:rPr>
-          <w:rFonts w:ascii="Times New Roman" w:eastAsia="Times New Roman" w:hAnsi="Times New Roman"/>
-          <w:sz w:val="32"/>
-          <w:szCs w:val="32"/>
-          <w:lang w:eastAsia="ru-RU"/>
-        </w:rPr>
-        <w:t>(</w:t>
-      </w:r>
-      <w:proofErr w:type="gramEnd"/>
-      <w:r>
-        <w:rPr>
-          <w:rFonts w:ascii="Times New Roman" w:eastAsia="Times New Roman" w:hAnsi="Times New Roman"/>
-          <w:sz w:val="32"/>
-          <w:szCs w:val="32"/>
-          <w:lang w:eastAsia="ru-RU"/>
-        </w:rPr>
-        <w:t>_________________________)</w:t>
+        <w:t>(_________________________)</w:t>
       </w:r>
     </w:p>
     <w:p>
@@ -1156,9 +1121,8 @@
           <w:szCs w:val="32"/>
           <w:lang w:eastAsia="ru-RU"/>
         </w:rPr>
-        <w:t xml:space="preserve">              </w:t>
-      </w:r>
-      <w:proofErr w:type="gramStart"/>
+        <w:t xml:space="preserve">                 </w:t>
+      </w:r>
       <w:r>
         <w:rPr>
           <w:rFonts w:ascii="Times New Roman" w:eastAsia="Times New Roman" w:hAnsi="Times New Roman"/>
@@ -1166,18 +1130,8 @@
           <w:szCs w:val="32"/>
           <w:lang w:eastAsia="ru-RU"/>
         </w:rPr>
-        <w:t xml:space="preserve">   </w:t>
-      </w:r>
-      <w:r>
-        <w:rPr>
-          <w:rFonts w:ascii="Times New Roman" w:eastAsia="Times New Roman" w:hAnsi="Times New Roman"/>
-          <w:sz w:val="32"/>
-          <w:szCs w:val="32"/>
-          <w:lang w:eastAsia="ru-RU"/>
-        </w:rPr>
         <w:t>(</w:t>
       </w:r>
-      <w:proofErr w:type="gramEnd"/>
       <w:r>
         <w:rPr>
           <w:rFonts w:ascii="Times New Roman" w:eastAsia="Times New Roman" w:hAnsi="Times New Roman"/>
@@ -1327,9 +1281,8 @@
           <w:szCs w:val="32"/>
           <w:lang w:eastAsia="ru-RU"/>
         </w:rPr>
-        <w:t xml:space="preserve">     </w:t>
-      </w:r>
-      <w:proofErr w:type="gramStart"/>
+        <w:t xml:space="preserve">        </w:t>
+      </w:r>
       <w:r>
         <w:rPr>
           <w:rFonts w:ascii="Times New Roman" w:eastAsia="Times New Roman" w:hAnsi="Times New Roman"/>
@@ -1337,18 +1290,8 @@
           <w:szCs w:val="32"/>
           <w:lang w:eastAsia="ru-RU"/>
         </w:rPr>
-        <w:t xml:space="preserve">   </w:t>
-      </w:r>
-      <w:r>
-        <w:rPr>
-          <w:rFonts w:ascii="Times New Roman" w:eastAsia="Times New Roman" w:hAnsi="Times New Roman"/>
-          <w:sz w:val="32"/>
-          <w:szCs w:val="32"/>
-          <w:lang w:eastAsia="ru-RU"/>
-        </w:rPr>
         <w:t>(</w:t>
       </w:r>
-      <w:proofErr w:type="gramEnd"/>
       <w:r>
         <w:rPr>
           <w:rFonts w:ascii="Times New Roman" w:eastAsia="Times New Roman" w:hAnsi="Times New Roman"/>
@@ -4599,7 +4542,6 @@
           <w:szCs w:val="28"/>
         </w:rPr>
       </w:pPr>
-      <w:proofErr w:type="gramStart"/>
       <w:r>
         <w:rPr>
           <w:sz w:val="28"/>
@@ -4621,7 +4563,6 @@
         </w:rPr>
         <w:tab/>
       </w:r>
-      <w:proofErr w:type="gramEnd"/>
       <w:r>
         <w:rPr>
           <w:sz w:val="28"/>
@@ -18946,7 +18887,6 @@
         </w:rPr>
         <w:t xml:space="preserve"> </w:t>
       </w:r>
-      <w:proofErr w:type="gramStart"/>
       <w:r>
         <w:rPr>
           <w:sz w:val="28"/>
@@ -18974,61 +18914,35 @@
           <w:sz w:val="28"/>
           <w:szCs w:val="28"/>
         </w:rPr>
-        <w:t>save</w:t>
-      </w:r>
-      <w:proofErr w:type="gramEnd"/>
-      <w:r>
-        <w:rPr>
-          <w:sz w:val="28"/>
-          <w:szCs w:val="28"/>
-        </w:rPr>
-        <w:t>(),</w:t>
-      </w:r>
-      <w:r>
-        <w:rPr>
-          <w:sz w:val="28"/>
-          <w:szCs w:val="28"/>
-        </w:rPr>
-        <w:t xml:space="preserve"> </w:t>
-      </w:r>
-      <w:proofErr w:type="gramStart"/>
-      <w:r>
-        <w:rPr>
-          <w:sz w:val="28"/>
-          <w:szCs w:val="28"/>
-        </w:rPr>
-        <w:t>update(</w:t>
-      </w:r>
-      <w:proofErr w:type="gramEnd"/>
-      <w:r>
-        <w:rPr>
-          <w:sz w:val="28"/>
-          <w:szCs w:val="28"/>
-        </w:rPr>
-        <w:t>),</w:t>
-      </w:r>
-      <w:r>
-        <w:rPr>
-          <w:sz w:val="28"/>
-          <w:szCs w:val="28"/>
-        </w:rPr>
-        <w:t xml:space="preserve"> </w:t>
-      </w:r>
-      <w:proofErr w:type="gramStart"/>
-      <w:r>
-        <w:rPr>
-          <w:sz w:val="28"/>
-          <w:szCs w:val="28"/>
-        </w:rPr>
-        <w:t>delete(</w:t>
-      </w:r>
-      <w:proofErr w:type="gramEnd"/>
-      <w:r>
-        <w:rPr>
-          <w:sz w:val="28"/>
-          <w:szCs w:val="28"/>
-        </w:rPr>
-        <w:t>)</w:t>
+        <w:t>save(),</w:t>
+      </w:r>
+      <w:r>
+        <w:rPr>
+          <w:sz w:val="28"/>
+          <w:szCs w:val="28"/>
+        </w:rPr>
+        <w:t xml:space="preserve"> </w:t>
+      </w:r>
+      <w:r>
+        <w:rPr>
+          <w:sz w:val="28"/>
+          <w:szCs w:val="28"/>
+        </w:rPr>
+        <w:t>update(),</w:t>
+      </w:r>
+      <w:r>
+        <w:rPr>
+          <w:sz w:val="28"/>
+          <w:szCs w:val="28"/>
+        </w:rPr>
+        <w:t xml:space="preserve"> </w:t>
+      </w:r>
+      <w:r>
+        <w:rPr>
+          <w:sz w:val="28"/>
+          <w:szCs w:val="28"/>
+        </w:rPr>
+        <w:t>delete()</w:t>
       </w:r>
       <w:r>
         <w:rPr>
@@ -19858,41 +19772,13 @@
         </w:rPr>
         <w:t xml:space="preserve"> </w:t>
       </w:r>
-      <w:proofErr w:type="gramStart"/>
-      <w:r>
-        <w:rPr>
-          <w:sz w:val="28"/>
-          <w:szCs w:val="28"/>
-          <w:lang w:val="en-US"/>
-        </w:rPr>
-        <w:t>javafx.scene</w:t>
-      </w:r>
-      <w:proofErr w:type="gramEnd"/>
-      <w:r>
-        <w:rPr>
-          <w:sz w:val="28"/>
-          <w:szCs w:val="28"/>
-          <w:lang w:val="en-US"/>
-        </w:rPr>
-        <w:t>.</w:t>
-      </w:r>
-      <w:proofErr w:type="gramStart"/>
-      <w:r>
-        <w:rPr>
-          <w:sz w:val="28"/>
-          <w:szCs w:val="28"/>
-          <w:lang w:val="en-US"/>
-        </w:rPr>
-        <w:t>control.TableView</w:t>
-      </w:r>
-      <w:proofErr w:type="gramEnd"/>
-      <w:r>
-        <w:rPr>
-          <w:sz w:val="28"/>
-          <w:szCs w:val="28"/>
-          <w:lang w:val="en-US"/>
-        </w:rPr>
-        <w:t>.</w:t>
+      <w:r>
+        <w:rPr>
+          <w:sz w:val="28"/>
+          <w:szCs w:val="28"/>
+          <w:lang w:val="en-US"/>
+        </w:rPr>
+        <w:t>javafx.scene.control.TableView.</w:t>
       </w:r>
       <w:r>
         <w:rPr>
@@ -20930,21 +20816,12 @@
           <w:szCs w:val="28"/>
         </w:rPr>
       </w:pPr>
-      <w:proofErr w:type="gramStart"/>
-      <w:r>
-        <w:rPr>
-          <w:sz w:val="28"/>
-          <w:szCs w:val="28"/>
-        </w:rPr>
-        <w:t>public.pipe</w:t>
-      </w:r>
-      <w:proofErr w:type="gramEnd"/>
-      <w:r>
-        <w:rPr>
-          <w:sz w:val="28"/>
-          <w:szCs w:val="28"/>
-        </w:rPr>
-        <w:t>_classes</w:t>
+      <w:r>
+        <w:rPr>
+          <w:sz w:val="28"/>
+          <w:szCs w:val="28"/>
+        </w:rPr>
+        <w:t>public.pipe_classes</w:t>
       </w:r>
       <w:r>
         <w:rPr>
@@ -21067,21 +20944,12 @@
           <w:szCs w:val="28"/>
         </w:rPr>
       </w:pPr>
-      <w:proofErr w:type="gramStart"/>
-      <w:r>
-        <w:rPr>
-          <w:sz w:val="28"/>
-          <w:szCs w:val="28"/>
-        </w:rPr>
-        <w:t>public.compressor</w:t>
-      </w:r>
-      <w:proofErr w:type="gramEnd"/>
-      <w:r>
-        <w:rPr>
-          <w:sz w:val="28"/>
-          <w:szCs w:val="28"/>
-        </w:rPr>
-        <w:t>_stations</w:t>
+      <w:r>
+        <w:rPr>
+          <w:sz w:val="28"/>
+          <w:szCs w:val="28"/>
+        </w:rPr>
+        <w:t>public.compressor_stations</w:t>
       </w:r>
       <w:r>
         <w:rPr>
@@ -21205,7 +21073,6 @@
           <w:lang w:val="en-US"/>
         </w:rPr>
       </w:pPr>
-      <w:proofErr w:type="gramStart"/>
       <w:r>
         <w:rPr>
           <w:sz w:val="28"/>
@@ -21229,7 +21096,6 @@
         </w:rPr>
         <w:t>pipe</w:t>
       </w:r>
-      <w:proofErr w:type="gramEnd"/>
       <w:r>
         <w:rPr>
           <w:sz w:val="28"/>
@@ -21514,7 +21380,6 @@
           <w:lang w:val="en-US"/>
         </w:rPr>
       </w:pPr>
-      <w:proofErr w:type="gramStart"/>
       <w:r>
         <w:rPr>
           <w:sz w:val="28"/>
@@ -21522,16 +21387,7 @@
           <w:lang w:val="en-US"/>
         </w:rPr>
         <w:lastRenderedPageBreak/>
-        <w:t>public.pressure</w:t>
-      </w:r>
-      <w:proofErr w:type="gramEnd"/>
-      <w:r>
-        <w:rPr>
-          <w:sz w:val="28"/>
-          <w:szCs w:val="28"/>
-          <w:lang w:val="en-US"/>
-        </w:rPr>
-        <w:t>_measurements</w:t>
+        <w:t>public.pressure_measurements</w:t>
       </w:r>
       <w:r>
         <w:rPr>
@@ -22030,21 +21886,12 @@
         </w:rPr>
         <w:t xml:space="preserve"> </w:t>
       </w:r>
-      <w:proofErr w:type="gramStart"/>
-      <w:r>
-        <w:rPr>
-          <w:sz w:val="28"/>
-          <w:szCs w:val="28"/>
-        </w:rPr>
-        <w:t>varchar(</w:t>
-      </w:r>
-      <w:proofErr w:type="gramEnd"/>
-      <w:r>
-        <w:rPr>
-          <w:sz w:val="28"/>
-          <w:szCs w:val="28"/>
-        </w:rPr>
-        <w:t>255)</w:t>
+      <w:r>
+        <w:rPr>
+          <w:sz w:val="28"/>
+          <w:szCs w:val="28"/>
+        </w:rPr>
+        <w:t>varchar(255)</w:t>
       </w:r>
       <w:r>
         <w:rPr>
@@ -23344,7 +23191,6 @@
                 <w:lang w:val="en-US"/>
               </w:rPr>
             </w:pPr>
-            <w:proofErr w:type="gramStart"/>
             <w:r>
               <w:rPr>
                 <w:sz w:val="24"/>
@@ -23353,7 +23199,6 @@
               </w:rPr>
               <w:t>varchar(</w:t>
             </w:r>
-            <w:proofErr w:type="gramEnd"/>
             <w:r>
               <w:rPr>
                 <w:sz w:val="24"/>
@@ -23693,21 +23538,12 @@
                 <w:lang w:val="en-US"/>
               </w:rPr>
             </w:pPr>
-            <w:proofErr w:type="gramStart"/>
             <w:r>
               <w:rPr>
                 <w:sz w:val="24"/>
                 <w:szCs w:val="24"/>
               </w:rPr>
-              <w:t>varchar(</w:t>
-            </w:r>
-            <w:proofErr w:type="gramEnd"/>
-            <w:r>
-              <w:rPr>
-                <w:sz w:val="24"/>
-                <w:szCs w:val="24"/>
-              </w:rPr>
-              <w:t>100)</w:t>
+              <w:t>varchar(100)</w:t>
             </w:r>
           </w:p>
         </w:tc>
@@ -24404,23 +24240,13 @@
                 <w:lang w:val="en-US"/>
               </w:rPr>
             </w:pPr>
-            <w:proofErr w:type="gramStart"/>
             <w:r>
               <w:rPr>
                 <w:sz w:val="24"/>
                 <w:szCs w:val="24"/>
                 <w:lang w:val="en-US"/>
               </w:rPr>
-              <w:t>varchar(</w:t>
-            </w:r>
-            <w:proofErr w:type="gramEnd"/>
-            <w:r>
-              <w:rPr>
-                <w:sz w:val="24"/>
-                <w:szCs w:val="24"/>
-                <w:lang w:val="en-US"/>
-              </w:rPr>
-              <w:t>255)</w:t>
+              <w:t>varchar(255)</w:t>
             </w:r>
           </w:p>
         </w:tc>
@@ -24522,21 +24348,12 @@
                 <w:lang w:val="en-US"/>
               </w:rPr>
             </w:pPr>
-            <w:proofErr w:type="gramStart"/>
             <w:r>
               <w:rPr>
                 <w:sz w:val="24"/>
                 <w:szCs w:val="24"/>
               </w:rPr>
-              <w:t>varchar(</w:t>
-            </w:r>
-            <w:proofErr w:type="gramEnd"/>
-            <w:r>
-              <w:rPr>
-                <w:sz w:val="24"/>
-                <w:szCs w:val="24"/>
-              </w:rPr>
-              <w:t>255)</w:t>
+              <w:t>varchar(255)</w:t>
             </w:r>
           </w:p>
         </w:tc>
@@ -24638,21 +24455,12 @@
                 <w:lang w:val="en-US"/>
               </w:rPr>
             </w:pPr>
-            <w:proofErr w:type="gramStart"/>
             <w:r>
               <w:rPr>
                 <w:sz w:val="24"/>
                 <w:szCs w:val="24"/>
               </w:rPr>
-              <w:t>varchar(</w:t>
-            </w:r>
-            <w:proofErr w:type="gramEnd"/>
-            <w:r>
-              <w:rPr>
-                <w:sz w:val="24"/>
-                <w:szCs w:val="24"/>
-              </w:rPr>
-              <w:t>100)</w:t>
+              <w:t>varchar(100)</w:t>
             </w:r>
           </w:p>
         </w:tc>
@@ -24756,21 +24564,12 @@
                 <w:szCs w:val="24"/>
               </w:rPr>
             </w:pPr>
-            <w:proofErr w:type="gramStart"/>
             <w:r>
               <w:rPr>
                 <w:sz w:val="24"/>
                 <w:szCs w:val="24"/>
               </w:rPr>
-              <w:t>varchar(</w:t>
-            </w:r>
-            <w:proofErr w:type="gramEnd"/>
-            <w:r>
-              <w:rPr>
-                <w:sz w:val="24"/>
-                <w:szCs w:val="24"/>
-              </w:rPr>
-              <w:t>50)</w:t>
+              <w:t>varchar(50)</w:t>
             </w:r>
           </w:p>
         </w:tc>
@@ -25511,21 +25310,12 @@
                 <w:lang w:val="en-US"/>
               </w:rPr>
             </w:pPr>
-            <w:proofErr w:type="gramStart"/>
             <w:r>
               <w:rPr>
                 <w:sz w:val="24"/>
                 <w:szCs w:val="24"/>
               </w:rPr>
-              <w:t>varchar(</w:t>
-            </w:r>
-            <w:proofErr w:type="gramEnd"/>
-            <w:r>
-              <w:rPr>
-                <w:sz w:val="24"/>
-                <w:szCs w:val="24"/>
-              </w:rPr>
-              <w:t>50)</w:t>
+              <w:t>varchar(50)</w:t>
             </w:r>
           </w:p>
         </w:tc>
@@ -25628,23 +25418,13 @@
                 <w:lang w:val="en-US"/>
               </w:rPr>
             </w:pPr>
-            <w:proofErr w:type="gramStart"/>
             <w:r>
               <w:rPr>
                 <w:sz w:val="24"/>
                 <w:szCs w:val="24"/>
                 <w:lang w:val="en-US"/>
               </w:rPr>
-              <w:t>varchar(</w:t>
-            </w:r>
-            <w:proofErr w:type="gramEnd"/>
-            <w:r>
-              <w:rPr>
-                <w:sz w:val="24"/>
-                <w:szCs w:val="24"/>
-                <w:lang w:val="en-US"/>
-              </w:rPr>
-              <w:t>50)</w:t>
+              <w:t>varchar(50)</w:t>
             </w:r>
           </w:p>
         </w:tc>
@@ -25852,21 +25632,12 @@
                 <w:lang w:val="en-US"/>
               </w:rPr>
             </w:pPr>
-            <w:proofErr w:type="gramStart"/>
             <w:r>
               <w:rPr>
                 <w:sz w:val="24"/>
                 <w:szCs w:val="24"/>
               </w:rPr>
-              <w:t>decimal(</w:t>
-            </w:r>
-            <w:proofErr w:type="gramEnd"/>
-            <w:r>
-              <w:rPr>
-                <w:sz w:val="24"/>
-                <w:szCs w:val="24"/>
-              </w:rPr>
-              <w:t>10,2)</w:t>
+              <w:t>decimal(10,2)</w:t>
             </w:r>
           </w:p>
         </w:tc>
@@ -26005,7 +25776,6 @@
         </w:rPr>
         <w:t xml:space="preserve"> </w:t>
       </w:r>
-      <w:proofErr w:type="gramStart"/>
       <w:r>
         <w:rPr>
           <w:sz w:val="28"/>
@@ -26034,15 +25804,7 @@
           <w:sz w:val="28"/>
           <w:szCs w:val="28"/>
         </w:rPr>
-        <w:t>pressure</w:t>
-      </w:r>
-      <w:proofErr w:type="gramEnd"/>
-      <w:r>
-        <w:rPr>
-          <w:sz w:val="28"/>
-          <w:szCs w:val="28"/>
-        </w:rPr>
-        <w:t>_measurements</w:t>
+        <w:t>pressure_measurements</w:t>
       </w:r>
     </w:p>
     <w:tbl>
@@ -26912,21 +26674,12 @@
                 <w:lang w:val="en-US"/>
               </w:rPr>
             </w:pPr>
-            <w:proofErr w:type="gramStart"/>
             <w:r>
               <w:rPr>
                 <w:sz w:val="24"/>
                 <w:szCs w:val="24"/>
               </w:rPr>
-              <w:t>decimal(</w:t>
-            </w:r>
-            <w:proofErr w:type="gramEnd"/>
-            <w:r>
-              <w:rPr>
-                <w:sz w:val="24"/>
-                <w:szCs w:val="24"/>
-              </w:rPr>
-              <w:t>8,2)</w:t>
+              <w:t>decimal(8,2)</w:t>
             </w:r>
           </w:p>
         </w:tc>
@@ -27027,7 +26780,6 @@
                 <w:lang w:val="en-US"/>
               </w:rPr>
             </w:pPr>
-            <w:proofErr w:type="gramStart"/>
             <w:r>
               <w:rPr>
                 <w:sz w:val="24"/>
@@ -27042,7 +26794,6 @@
               </w:rPr>
               <w:t>(</w:t>
             </w:r>
-            <w:proofErr w:type="gramEnd"/>
             <w:r>
               <w:rPr>
                 <w:sz w:val="24"/>
@@ -28112,18 +27863,248 @@
           <w:szCs w:val="28"/>
           <w:lang w:val="en-US"/>
         </w:rPr>
+        <w:t>compressor-station-view.fxml,</w:t>
+      </w:r>
+      <w:r>
+        <w:rPr>
+          <w:sz w:val="28"/>
+          <w:szCs w:val="28"/>
+          <w:lang w:val="en-US"/>
+        </w:rPr>
+        <w:t xml:space="preserve"> </w:t>
+      </w:r>
+      <w:r>
+        <w:rPr>
+          <w:sz w:val="28"/>
+          <w:szCs w:val="28"/>
+          <w:lang w:val="en-US"/>
+        </w:rPr>
+        <w:t>pipe-class-view.fxml,</w:t>
+      </w:r>
+      <w:r>
+        <w:rPr>
+          <w:sz w:val="28"/>
+          <w:szCs w:val="28"/>
+          <w:lang w:val="en-US"/>
+        </w:rPr>
+        <w:t xml:space="preserve"> </w:t>
+      </w:r>
+      <w:r>
+        <w:rPr>
+          <w:sz w:val="28"/>
+          <w:szCs w:val="28"/>
+          <w:lang w:val="en-US"/>
+        </w:rPr>
+        <w:t>pipe-segment-view.fxml,</w:t>
+      </w:r>
+      <w:r>
+        <w:rPr>
+          <w:sz w:val="28"/>
+          <w:szCs w:val="28"/>
+          <w:lang w:val="en-US"/>
+        </w:rPr>
+        <w:t xml:space="preserve"> </w:t>
+      </w:r>
+      <w:r>
+        <w:rPr>
+          <w:sz w:val="28"/>
+          <w:szCs w:val="28"/>
+          <w:lang w:val="en-US"/>
+        </w:rPr>
+        <w:t>pressure-measurement-view.fxml</w:t>
+      </w:r>
+      <w:r>
+        <w:rPr>
+          <w:sz w:val="28"/>
+          <w:szCs w:val="28"/>
+          <w:lang w:val="en-US"/>
+        </w:rPr>
+        <w:t>,</w:t>
+      </w:r>
+      <w:r>
+        <w:rPr>
+          <w:sz w:val="28"/>
+          <w:szCs w:val="28"/>
+          <w:lang w:val="en-US"/>
+        </w:rPr>
+        <w:t xml:space="preserve"> </w:t>
+      </w:r>
+      <w:r>
+        <w:rPr>
+          <w:sz w:val="28"/>
+          <w:szCs w:val="28"/>
+          <w:lang w:val="en-US"/>
+        </w:rPr>
+        <w:t>add</w:t>
+      </w:r>
+      <w:r>
+        <w:rPr>
+          <w:sz w:val="28"/>
+          <w:szCs w:val="28"/>
+          <w:lang w:val="en-US"/>
+        </w:rPr>
+        <w:t>–</w:t>
+      </w:r>
+      <w:r>
+        <w:rPr>
+          <w:sz w:val="28"/>
+          <w:szCs w:val="28"/>
+          <w:lang w:val="en-US"/>
+        </w:rPr>
+        <w:t>edit</w:t>
+      </w:r>
+      <w:r>
+        <w:rPr>
+          <w:sz w:val="28"/>
+          <w:szCs w:val="28"/>
+          <w:lang w:val="en-US"/>
+        </w:rPr>
+        <w:t>–</w:t>
+      </w:r>
+      <w:r>
+        <w:rPr>
+          <w:sz w:val="28"/>
+          <w:szCs w:val="28"/>
+          <w:lang w:val="en-US"/>
+        </w:rPr>
         <w:t>compressor-station-</w:t>
       </w:r>
-      <w:proofErr w:type="gramStart"/>
-      <w:r>
-        <w:rPr>
-          <w:sz w:val="28"/>
-          <w:szCs w:val="28"/>
-          <w:lang w:val="en-US"/>
-        </w:rPr>
-        <w:t>view.fxml</w:t>
-      </w:r>
-      <w:proofErr w:type="gramEnd"/>
+      <w:r>
+        <w:rPr>
+          <w:sz w:val="28"/>
+          <w:szCs w:val="28"/>
+          <w:lang w:val="en-US"/>
+        </w:rPr>
+        <w:t>dialog.fxml,</w:t>
+      </w:r>
+      <w:r>
+        <w:rPr>
+          <w:sz w:val="28"/>
+          <w:szCs w:val="28"/>
+          <w:lang w:val="en-US"/>
+        </w:rPr>
+        <w:t xml:space="preserve"> </w:t>
+      </w:r>
+      <w:r>
+        <w:rPr>
+          <w:sz w:val="28"/>
+          <w:szCs w:val="28"/>
+          <w:lang w:val="en-US"/>
+        </w:rPr>
+        <w:t>add</w:t>
+      </w:r>
+      <w:r>
+        <w:rPr>
+          <w:sz w:val="28"/>
+          <w:szCs w:val="28"/>
+          <w:lang w:val="en-US"/>
+        </w:rPr>
+        <w:t>–</w:t>
+      </w:r>
+      <w:r>
+        <w:rPr>
+          <w:sz w:val="28"/>
+          <w:szCs w:val="28"/>
+          <w:lang w:val="en-US"/>
+        </w:rPr>
+        <w:t>edit</w:t>
+      </w:r>
+      <w:r>
+        <w:rPr>
+          <w:sz w:val="28"/>
+          <w:szCs w:val="28"/>
+          <w:lang w:val="en-US"/>
+        </w:rPr>
+        <w:t>–</w:t>
+      </w:r>
+      <w:r>
+        <w:rPr>
+          <w:sz w:val="28"/>
+          <w:szCs w:val="28"/>
+          <w:lang w:val="en-US"/>
+        </w:rPr>
+        <w:t>pipe-class</w:t>
+      </w:r>
+      <w:r>
+        <w:rPr>
+          <w:sz w:val="28"/>
+          <w:szCs w:val="28"/>
+          <w:lang w:val="en-US"/>
+        </w:rPr>
+        <w:t>–</w:t>
+      </w:r>
+      <w:r>
+        <w:rPr>
+          <w:sz w:val="28"/>
+          <w:szCs w:val="28"/>
+          <w:lang w:val="en-US"/>
+        </w:rPr>
+        <w:t>dialog.fxml,</w:t>
+      </w:r>
+      <w:r>
+        <w:rPr>
+          <w:sz w:val="28"/>
+          <w:szCs w:val="28"/>
+          <w:lang w:val="en-US"/>
+        </w:rPr>
+        <w:t xml:space="preserve"> </w:t>
+      </w:r>
+      <w:r>
+        <w:rPr>
+          <w:sz w:val="28"/>
+          <w:szCs w:val="28"/>
+          <w:lang w:val="en-US"/>
+        </w:rPr>
+        <w:t>add</w:t>
+      </w:r>
+      <w:r>
+        <w:rPr>
+          <w:sz w:val="28"/>
+          <w:szCs w:val="28"/>
+          <w:lang w:val="en-US"/>
+        </w:rPr>
+        <w:t>–</w:t>
+      </w:r>
+      <w:r>
+        <w:rPr>
+          <w:sz w:val="28"/>
+          <w:szCs w:val="28"/>
+          <w:lang w:val="en-US"/>
+        </w:rPr>
+        <w:t>edit</w:t>
+      </w:r>
+      <w:r>
+        <w:rPr>
+          <w:sz w:val="28"/>
+          <w:szCs w:val="28"/>
+          <w:lang w:val="en-US"/>
+        </w:rPr>
+        <w:t>–</w:t>
+      </w:r>
+      <w:r>
+        <w:rPr>
+          <w:sz w:val="28"/>
+          <w:szCs w:val="28"/>
+          <w:lang w:val="en-US"/>
+        </w:rPr>
+        <w:t>pipe-segment</w:t>
+      </w:r>
+      <w:r>
+        <w:rPr>
+          <w:sz w:val="28"/>
+          <w:szCs w:val="28"/>
+          <w:lang w:val="en-US"/>
+        </w:rPr>
+        <w:t>–</w:t>
+      </w:r>
+      <w:r>
+        <w:rPr>
+          <w:sz w:val="28"/>
+          <w:szCs w:val="28"/>
+          <w:lang w:val="en-US"/>
+        </w:rPr>
+        <w:t>dialog.fxml</w:t>
+      </w:r>
       <w:r>
         <w:rPr>
           <w:sz w:val="28"/>
@@ -28146,67 +28127,31 @@
           <w:szCs w:val="28"/>
           <w:lang w:val="en-US"/>
         </w:rPr>
-        <w:t>pipe-class-</w:t>
-      </w:r>
-      <w:proofErr w:type="gramStart"/>
-      <w:r>
-        <w:rPr>
-          <w:sz w:val="28"/>
-          <w:szCs w:val="28"/>
-          <w:lang w:val="en-US"/>
-        </w:rPr>
-        <w:t>view.fxml</w:t>
-      </w:r>
-      <w:proofErr w:type="gramEnd"/>
-      <w:r>
-        <w:rPr>
-          <w:sz w:val="28"/>
-          <w:szCs w:val="28"/>
-          <w:lang w:val="en-US"/>
-        </w:rPr>
-        <w:t>,</w:t>
-      </w:r>
-      <w:r>
-        <w:rPr>
-          <w:sz w:val="28"/>
-          <w:szCs w:val="28"/>
-          <w:lang w:val="en-US"/>
-        </w:rPr>
-        <w:t xml:space="preserve"> </w:t>
-      </w:r>
-      <w:r>
-        <w:rPr>
-          <w:sz w:val="28"/>
-          <w:szCs w:val="28"/>
-          <w:lang w:val="en-US"/>
-        </w:rPr>
-        <w:t>pipe-segment-</w:t>
-      </w:r>
-      <w:proofErr w:type="gramStart"/>
-      <w:r>
-        <w:rPr>
-          <w:sz w:val="28"/>
-          <w:szCs w:val="28"/>
-          <w:lang w:val="en-US"/>
-        </w:rPr>
-        <w:t>view.fxml</w:t>
-      </w:r>
-      <w:proofErr w:type="gramEnd"/>
-      <w:r>
-        <w:rPr>
-          <w:sz w:val="28"/>
-          <w:szCs w:val="28"/>
-          <w:lang w:val="en-US"/>
-        </w:rPr>
-        <w:t>,</w:t>
-      </w:r>
-      <w:r>
-        <w:rPr>
-          <w:sz w:val="28"/>
-          <w:szCs w:val="28"/>
-          <w:lang w:val="en-US"/>
-        </w:rPr>
-        <w:t xml:space="preserve"> </w:t>
+        <w:t>add</w:t>
+      </w:r>
+      <w:r>
+        <w:rPr>
+          <w:sz w:val="28"/>
+          <w:szCs w:val="28"/>
+          <w:lang w:val="en-US"/>
+        </w:rPr>
+        <w:t>–</w:t>
+      </w:r>
+      <w:r>
+        <w:rPr>
+          <w:sz w:val="28"/>
+          <w:szCs w:val="28"/>
+          <w:lang w:val="en-US"/>
+        </w:rPr>
+        <w:t>edit</w:t>
+      </w:r>
+      <w:r>
+        <w:rPr>
+          <w:sz w:val="28"/>
+          <w:szCs w:val="28"/>
+          <w:lang w:val="en-US"/>
+        </w:rPr>
+        <w:t>–</w:t>
       </w:r>
       <w:r>
         <w:rPr>
@@ -28216,73 +28161,6 @@
         </w:rPr>
         <w:t>pressure-measurement-</w:t>
       </w:r>
-      <w:proofErr w:type="gramStart"/>
-      <w:r>
-        <w:rPr>
-          <w:sz w:val="28"/>
-          <w:szCs w:val="28"/>
-          <w:lang w:val="en-US"/>
-        </w:rPr>
-        <w:t>view.fxml</w:t>
-      </w:r>
-      <w:proofErr w:type="gramEnd"/>
-      <w:r>
-        <w:rPr>
-          <w:sz w:val="28"/>
-          <w:szCs w:val="28"/>
-          <w:lang w:val="en-US"/>
-        </w:rPr>
-        <w:t>,</w:t>
-      </w:r>
-      <w:r>
-        <w:rPr>
-          <w:sz w:val="28"/>
-          <w:szCs w:val="28"/>
-          <w:lang w:val="en-US"/>
-        </w:rPr>
-        <w:t xml:space="preserve"> </w:t>
-      </w:r>
-      <w:r>
-        <w:rPr>
-          <w:sz w:val="28"/>
-          <w:szCs w:val="28"/>
-          <w:lang w:val="en-US"/>
-        </w:rPr>
-        <w:t>add</w:t>
-      </w:r>
-      <w:r>
-        <w:rPr>
-          <w:sz w:val="28"/>
-          <w:szCs w:val="28"/>
-          <w:lang w:val="en-US"/>
-        </w:rPr>
-        <w:t>–</w:t>
-      </w:r>
-      <w:r>
-        <w:rPr>
-          <w:sz w:val="28"/>
-          <w:szCs w:val="28"/>
-          <w:lang w:val="en-US"/>
-        </w:rPr>
-        <w:t>edit</w:t>
-      </w:r>
-      <w:r>
-        <w:rPr>
-          <w:sz w:val="28"/>
-          <w:szCs w:val="28"/>
-          <w:lang w:val="en-US"/>
-        </w:rPr>
-        <w:t>–</w:t>
-      </w:r>
-      <w:r>
-        <w:rPr>
-          <w:sz w:val="28"/>
-          <w:szCs w:val="28"/>
-          <w:lang w:val="en-US"/>
-        </w:rPr>
-        <w:t>compressor-station-</w:t>
-      </w:r>
-      <w:proofErr w:type="gramStart"/>
       <w:r>
         <w:rPr>
           <w:sz w:val="28"/>
@@ -28291,221 +28169,6 @@
         </w:rPr>
         <w:t>dialog.fxml</w:t>
       </w:r>
-      <w:proofErr w:type="gramEnd"/>
-      <w:r>
-        <w:rPr>
-          <w:sz w:val="28"/>
-          <w:szCs w:val="28"/>
-          <w:lang w:val="en-US"/>
-        </w:rPr>
-        <w:t>,</w:t>
-      </w:r>
-      <w:r>
-        <w:rPr>
-          <w:sz w:val="28"/>
-          <w:szCs w:val="28"/>
-          <w:lang w:val="en-US"/>
-        </w:rPr>
-        <w:t xml:space="preserve"> </w:t>
-      </w:r>
-      <w:r>
-        <w:rPr>
-          <w:sz w:val="28"/>
-          <w:szCs w:val="28"/>
-          <w:lang w:val="en-US"/>
-        </w:rPr>
-        <w:t>add</w:t>
-      </w:r>
-      <w:r>
-        <w:rPr>
-          <w:sz w:val="28"/>
-          <w:szCs w:val="28"/>
-          <w:lang w:val="en-US"/>
-        </w:rPr>
-        <w:t>–</w:t>
-      </w:r>
-      <w:r>
-        <w:rPr>
-          <w:sz w:val="28"/>
-          <w:szCs w:val="28"/>
-          <w:lang w:val="en-US"/>
-        </w:rPr>
-        <w:t>edit</w:t>
-      </w:r>
-      <w:r>
-        <w:rPr>
-          <w:sz w:val="28"/>
-          <w:szCs w:val="28"/>
-          <w:lang w:val="en-US"/>
-        </w:rPr>
-        <w:t>–</w:t>
-      </w:r>
-      <w:r>
-        <w:rPr>
-          <w:sz w:val="28"/>
-          <w:szCs w:val="28"/>
-          <w:lang w:val="en-US"/>
-        </w:rPr>
-        <w:t>pipe-class</w:t>
-      </w:r>
-      <w:r>
-        <w:rPr>
-          <w:sz w:val="28"/>
-          <w:szCs w:val="28"/>
-          <w:lang w:val="en-US"/>
-        </w:rPr>
-        <w:t>–</w:t>
-      </w:r>
-      <w:proofErr w:type="gramStart"/>
-      <w:r>
-        <w:rPr>
-          <w:sz w:val="28"/>
-          <w:szCs w:val="28"/>
-          <w:lang w:val="en-US"/>
-        </w:rPr>
-        <w:t>dialog.fxml</w:t>
-      </w:r>
-      <w:proofErr w:type="gramEnd"/>
-      <w:r>
-        <w:rPr>
-          <w:sz w:val="28"/>
-          <w:szCs w:val="28"/>
-          <w:lang w:val="en-US"/>
-        </w:rPr>
-        <w:t>,</w:t>
-      </w:r>
-      <w:r>
-        <w:rPr>
-          <w:sz w:val="28"/>
-          <w:szCs w:val="28"/>
-          <w:lang w:val="en-US"/>
-        </w:rPr>
-        <w:t xml:space="preserve"> </w:t>
-      </w:r>
-      <w:r>
-        <w:rPr>
-          <w:sz w:val="28"/>
-          <w:szCs w:val="28"/>
-          <w:lang w:val="en-US"/>
-        </w:rPr>
-        <w:t>add</w:t>
-      </w:r>
-      <w:r>
-        <w:rPr>
-          <w:sz w:val="28"/>
-          <w:szCs w:val="28"/>
-          <w:lang w:val="en-US"/>
-        </w:rPr>
-        <w:t>–</w:t>
-      </w:r>
-      <w:r>
-        <w:rPr>
-          <w:sz w:val="28"/>
-          <w:szCs w:val="28"/>
-          <w:lang w:val="en-US"/>
-        </w:rPr>
-        <w:t>edit</w:t>
-      </w:r>
-      <w:r>
-        <w:rPr>
-          <w:sz w:val="28"/>
-          <w:szCs w:val="28"/>
-          <w:lang w:val="en-US"/>
-        </w:rPr>
-        <w:t>–</w:t>
-      </w:r>
-      <w:r>
-        <w:rPr>
-          <w:sz w:val="28"/>
-          <w:szCs w:val="28"/>
-          <w:lang w:val="en-US"/>
-        </w:rPr>
-        <w:t>pipe-segment</w:t>
-      </w:r>
-      <w:r>
-        <w:rPr>
-          <w:sz w:val="28"/>
-          <w:szCs w:val="28"/>
-          <w:lang w:val="en-US"/>
-        </w:rPr>
-        <w:t>–</w:t>
-      </w:r>
-      <w:proofErr w:type="gramStart"/>
-      <w:r>
-        <w:rPr>
-          <w:sz w:val="28"/>
-          <w:szCs w:val="28"/>
-          <w:lang w:val="en-US"/>
-        </w:rPr>
-        <w:t>dialog.fxml</w:t>
-      </w:r>
-      <w:proofErr w:type="gramEnd"/>
-      <w:r>
-        <w:rPr>
-          <w:sz w:val="28"/>
-          <w:szCs w:val="28"/>
-          <w:lang w:val="en-US"/>
-        </w:rPr>
-        <w:t>,</w:t>
-      </w:r>
-      <w:r>
-        <w:rPr>
-          <w:sz w:val="28"/>
-          <w:szCs w:val="28"/>
-          <w:lang w:val="en-US"/>
-        </w:rPr>
-        <w:t xml:space="preserve"> </w:t>
-      </w:r>
-      <w:r>
-        <w:rPr>
-          <w:sz w:val="28"/>
-          <w:szCs w:val="28"/>
-          <w:lang w:val="en-US"/>
-        </w:rPr>
-        <w:t>add</w:t>
-      </w:r>
-      <w:r>
-        <w:rPr>
-          <w:sz w:val="28"/>
-          <w:szCs w:val="28"/>
-          <w:lang w:val="en-US"/>
-        </w:rPr>
-        <w:t>–</w:t>
-      </w:r>
-      <w:r>
-        <w:rPr>
-          <w:sz w:val="28"/>
-          <w:szCs w:val="28"/>
-          <w:lang w:val="en-US"/>
-        </w:rPr>
-        <w:t>edit</w:t>
-      </w:r>
-      <w:r>
-        <w:rPr>
-          <w:sz w:val="28"/>
-          <w:szCs w:val="28"/>
-          <w:lang w:val="en-US"/>
-        </w:rPr>
-        <w:t>–</w:t>
-      </w:r>
-      <w:r>
-        <w:rPr>
-          <w:sz w:val="28"/>
-          <w:szCs w:val="28"/>
-          <w:lang w:val="en-US"/>
-        </w:rPr>
-        <w:t>pressure-measurement-</w:t>
-      </w:r>
-      <w:proofErr w:type="gramStart"/>
-      <w:r>
-        <w:rPr>
-          <w:sz w:val="28"/>
-          <w:szCs w:val="28"/>
-          <w:lang w:val="en-US"/>
-        </w:rPr>
-        <w:t>dialog.fxml</w:t>
-      </w:r>
-      <w:proofErr w:type="gramEnd"/>
       <w:r>
         <w:rPr>
           <w:sz w:val="28"/>
@@ -29031,7 +28694,21 @@
           <w:sz w:val="28"/>
           <w:szCs w:val="28"/>
         </w:rPr>
-        <w:t>32х32</w:t>
+        <w:t>100</w:t>
+      </w:r>
+      <w:r>
+        <w:rPr>
+          <w:sz w:val="28"/>
+          <w:szCs w:val="28"/>
+        </w:rPr>
+        <w:t>х</w:t>
+      </w:r>
+      <w:r>
+        <w:rPr>
+          <w:sz w:val="28"/>
+          <w:szCs w:val="28"/>
+        </w:rPr>
+        <w:t>100</w:t>
       </w:r>
       <w:r>
         <w:rPr>
@@ -30236,30 +29913,14 @@
           <w:sz w:val="28"/>
           <w:szCs w:val="28"/>
         </w:rPr>
-        <w:t>compressor-station-</w:t>
-      </w:r>
-      <w:proofErr w:type="gramStart"/>
-      <w:r>
-        <w:rPr>
-          <w:sz w:val="28"/>
-          <w:szCs w:val="28"/>
-        </w:rPr>
-        <w:t>view</w:t>
-      </w:r>
-      <w:r>
-        <w:rPr>
-          <w:sz w:val="28"/>
-          <w:szCs w:val="28"/>
-        </w:rPr>
-        <w:t>.fxml</w:t>
-      </w:r>
-      <w:proofErr w:type="gramEnd"/>
-      <w:r>
-        <w:rPr>
-          <w:sz w:val="28"/>
-          <w:szCs w:val="28"/>
-        </w:rPr>
-        <w:t>)</w:t>
+        <w:t>compressor-station-view</w:t>
+      </w:r>
+      <w:r>
+        <w:rPr>
+          <w:sz w:val="28"/>
+          <w:szCs w:val="28"/>
+        </w:rPr>
+        <w:t>.fxml)</w:t>
       </w:r>
       <w:r>
         <w:rPr>
@@ -34215,7 +33876,6 @@
         </w:rPr>
         <w:t>–</w:t>
       </w:r>
-      <w:proofErr w:type="gramStart"/>
       <w:r>
         <w:rPr>
           <w:sz w:val="28"/>
@@ -34223,7 +33883,6 @@
         </w:rPr>
         <w:t>dialog.fxml</w:t>
       </w:r>
-      <w:proofErr w:type="gramEnd"/>
       <w:r>
         <w:rPr>
           <w:sz w:val="28"/>
@@ -40267,7 +39926,6 @@
         </w:rPr>
         <w:t xml:space="preserve"> </w:t>
       </w:r>
-      <w:proofErr w:type="gramStart"/>
       <w:r>
         <w:rPr>
           <w:rFonts w:ascii="Times New Roman" w:hAnsi="Times New Roman"/>
@@ -40276,7 +39934,6 @@
         </w:rPr>
         <w:t>fx:controller</w:t>
       </w:r>
-      <w:proofErr w:type="gramEnd"/>
       <w:r>
         <w:rPr>
           <w:rFonts w:ascii="Times New Roman" w:hAnsi="Times New Roman"/>
@@ -40564,17 +40221,7 @@
                 <w:szCs w:val="24"/>
                 <w:bdr w:val="single" w:sz="2" w:space="0" w:color="E3E3E3" w:frame="1"/>
               </w:rPr>
-              <w:t>compressor-station-</w:t>
-            </w:r>
-            <w:proofErr w:type="gramStart"/>
-            <w:r>
-              <w:rPr>
-                <w:rFonts w:ascii="Times New Roman" w:hAnsi="Times New Roman"/>
-                <w:sz w:val="24"/>
-                <w:szCs w:val="24"/>
-                <w:bdr w:val="single" w:sz="2" w:space="0" w:color="E3E3E3" w:frame="1"/>
-              </w:rPr>
-              <w:t>view</w:t>
+              <w:t>compressor-station-view</w:t>
             </w:r>
             <w:r>
               <w:rPr>
@@ -40585,7 +40232,6 @@
               </w:rPr>
               <w:t>.fxml</w:t>
             </w:r>
-            <w:proofErr w:type="gramEnd"/>
           </w:p>
         </w:tc>
         <w:tc>
@@ -40601,7 +40247,6 @@
                 <w:lang w:val="en-US"/>
               </w:rPr>
             </w:pPr>
-            <w:proofErr w:type="gramStart"/>
             <w:r>
               <w:rPr>
                 <w:sz w:val="24"/>
@@ -40609,49 +40254,8 @@
                 <w:bdr w:val="single" w:sz="2" w:space="0" w:color="E3E3E3" w:frame="1"/>
                 <w:lang w:val="en-US"/>
               </w:rPr>
-              <w:t>ru.qurati</w:t>
+              <w:t>ru.qurati.gasproject.controller.compressorstation.CompressorStationController</w:t>
             </w:r>
-            <w:proofErr w:type="gramEnd"/>
-            <w:r>
-              <w:rPr>
-                <w:sz w:val="24"/>
-                <w:szCs w:val="24"/>
-                <w:bdr w:val="single" w:sz="2" w:space="0" w:color="E3E3E3" w:frame="1"/>
-                <w:lang w:val="en-US"/>
-              </w:rPr>
-              <w:t>.</w:t>
-            </w:r>
-            <w:proofErr w:type="gramStart"/>
-            <w:r>
-              <w:rPr>
-                <w:sz w:val="24"/>
-                <w:szCs w:val="24"/>
-                <w:bdr w:val="single" w:sz="2" w:space="0" w:color="E3E3E3" w:frame="1"/>
-                <w:lang w:val="en-US"/>
-              </w:rPr>
-              <w:t>gasproject.controller</w:t>
-            </w:r>
-            <w:proofErr w:type="gramEnd"/>
-            <w:r>
-              <w:rPr>
-                <w:sz w:val="24"/>
-                <w:szCs w:val="24"/>
-                <w:bdr w:val="single" w:sz="2" w:space="0" w:color="E3E3E3" w:frame="1"/>
-                <w:lang w:val="en-US"/>
-              </w:rPr>
-              <w:t>.</w:t>
-            </w:r>
-            <w:proofErr w:type="gramStart"/>
-            <w:r>
-              <w:rPr>
-                <w:sz w:val="24"/>
-                <w:szCs w:val="24"/>
-                <w:bdr w:val="single" w:sz="2" w:space="0" w:color="E3E3E3" w:frame="1"/>
-                <w:lang w:val="en-US"/>
-              </w:rPr>
-              <w:t>compressorstation.CompressorStationController</w:t>
-            </w:r>
-            <w:proofErr w:type="gramEnd"/>
           </w:p>
         </w:tc>
         <w:tc>
@@ -40861,20 +40465,8 @@
                 <w:bdr w:val="single" w:sz="2" w:space="0" w:color="E3E3E3" w:frame="1"/>
                 <w:lang w:val="en-US"/>
               </w:rPr>
-              <w:t>add-edit-compressor-station-</w:t>
+              <w:t>add-edit-compressor-station-dialog.fxml</w:t>
             </w:r>
-            <w:proofErr w:type="gramStart"/>
-            <w:r>
-              <w:rPr>
-                <w:rFonts w:ascii="Times New Roman" w:hAnsi="Times New Roman"/>
-                <w:sz w:val="24"/>
-                <w:szCs w:val="24"/>
-                <w:bdr w:val="single" w:sz="2" w:space="0" w:color="E3E3E3" w:frame="1"/>
-                <w:lang w:val="en-US"/>
-              </w:rPr>
-              <w:t>dialog.fxml</w:t>
-            </w:r>
-            <w:proofErr w:type="gramEnd"/>
           </w:p>
         </w:tc>
         <w:tc>
@@ -40902,7 +40494,6 @@
               </w:rPr>
               <w:t xml:space="preserve"> </w:t>
             </w:r>
-            <w:proofErr w:type="gramStart"/>
             <w:r>
               <w:rPr>
                 <w:rFonts w:ascii="Times New Roman" w:hAnsi="Times New Roman"/>
@@ -40911,53 +40502,8 @@
                 <w:bdr w:val="single" w:sz="2" w:space="0" w:color="E3E3E3" w:frame="1"/>
                 <w:lang w:val="en-US"/>
               </w:rPr>
-              <w:t>ru.qurati</w:t>
+              <w:t>ru.qurati.gasproject.controller.compressorstation.AddEditCompressorStationDialog</w:t>
             </w:r>
-            <w:proofErr w:type="gramEnd"/>
-            <w:r>
-              <w:rPr>
-                <w:rFonts w:ascii="Times New Roman" w:hAnsi="Times New Roman"/>
-                <w:sz w:val="24"/>
-                <w:szCs w:val="24"/>
-                <w:bdr w:val="single" w:sz="2" w:space="0" w:color="E3E3E3" w:frame="1"/>
-                <w:lang w:val="en-US"/>
-              </w:rPr>
-              <w:t>.</w:t>
-            </w:r>
-            <w:proofErr w:type="gramStart"/>
-            <w:r>
-              <w:rPr>
-                <w:rFonts w:ascii="Times New Roman" w:hAnsi="Times New Roman"/>
-                <w:sz w:val="24"/>
-                <w:szCs w:val="24"/>
-                <w:bdr w:val="single" w:sz="2" w:space="0" w:color="E3E3E3" w:frame="1"/>
-                <w:lang w:val="en-US"/>
-              </w:rPr>
-              <w:t>gasproject.controller</w:t>
-            </w:r>
-            <w:proofErr w:type="gramEnd"/>
-            <w:r>
-              <w:rPr>
-                <w:rFonts w:ascii="Times New Roman" w:hAnsi="Times New Roman"/>
-                <w:sz w:val="24"/>
-                <w:szCs w:val="24"/>
-                <w:bdr w:val="single" w:sz="2" w:space="0" w:color="E3E3E3" w:frame="1"/>
-                <w:lang w:val="en-US"/>
-              </w:rPr>
-              <w:t>.</w:t>
-            </w:r>
-            <w:proofErr w:type="gramStart"/>
-            <w:r>
-              <w:rPr>
-                <w:rFonts w:ascii="Times New Roman" w:hAnsi="Times New Roman"/>
-                <w:sz w:val="24"/>
-                <w:szCs w:val="24"/>
-                <w:bdr w:val="single" w:sz="2" w:space="0" w:color="E3E3E3" w:frame="1"/>
-                <w:lang w:val="en-US"/>
-              </w:rPr>
-              <w:t>compressorstation.AddEditCompressorStationDialog</w:t>
-            </w:r>
-            <w:proofErr w:type="gramEnd"/>
           </w:p>
         </w:tc>
         <w:tc>
@@ -41134,19 +40680,8 @@
                 <w:szCs w:val="24"/>
                 <w:bdr w:val="single" w:sz="2" w:space="0" w:color="E3E3E3" w:frame="1"/>
               </w:rPr>
-              <w:t>pipe-class-</w:t>
+              <w:t>pipe-class-view.fxml</w:t>
             </w:r>
-            <w:proofErr w:type="gramStart"/>
-            <w:r>
-              <w:rPr>
-                <w:rFonts w:ascii="Times New Roman" w:hAnsi="Times New Roman"/>
-                <w:sz w:val="24"/>
-                <w:szCs w:val="24"/>
-                <w:bdr w:val="single" w:sz="2" w:space="0" w:color="E3E3E3" w:frame="1"/>
-              </w:rPr>
-              <w:t>view.fxml</w:t>
-            </w:r>
-            <w:proofErr w:type="gramEnd"/>
           </w:p>
         </w:tc>
         <w:tc>
@@ -41165,7 +40700,6 @@
                 <w:lang w:val="en-US"/>
               </w:rPr>
             </w:pPr>
-            <w:proofErr w:type="gramStart"/>
             <w:r>
               <w:rPr>
                 <w:rFonts w:ascii="Times New Roman" w:hAnsi="Times New Roman"/>
@@ -41174,53 +40708,8 @@
                 <w:bdr w:val="single" w:sz="2" w:space="0" w:color="E3E3E3" w:frame="1"/>
                 <w:lang w:val="en-US"/>
               </w:rPr>
-              <w:t>ru.qurati</w:t>
+              <w:t>ru.qurati.gasproject.controller.pipeclass.PipeClassController</w:t>
             </w:r>
-            <w:proofErr w:type="gramEnd"/>
-            <w:r>
-              <w:rPr>
-                <w:rFonts w:ascii="Times New Roman" w:hAnsi="Times New Roman"/>
-                <w:sz w:val="24"/>
-                <w:szCs w:val="24"/>
-                <w:bdr w:val="single" w:sz="2" w:space="0" w:color="E3E3E3" w:frame="1"/>
-                <w:lang w:val="en-US"/>
-              </w:rPr>
-              <w:t>.</w:t>
-            </w:r>
-            <w:proofErr w:type="gramStart"/>
-            <w:r>
-              <w:rPr>
-                <w:rFonts w:ascii="Times New Roman" w:hAnsi="Times New Roman"/>
-                <w:sz w:val="24"/>
-                <w:szCs w:val="24"/>
-                <w:bdr w:val="single" w:sz="2" w:space="0" w:color="E3E3E3" w:frame="1"/>
-                <w:lang w:val="en-US"/>
-              </w:rPr>
-              <w:t>gasproject.controller</w:t>
-            </w:r>
-            <w:proofErr w:type="gramEnd"/>
-            <w:r>
-              <w:rPr>
-                <w:rFonts w:ascii="Times New Roman" w:hAnsi="Times New Roman"/>
-                <w:sz w:val="24"/>
-                <w:szCs w:val="24"/>
-                <w:bdr w:val="single" w:sz="2" w:space="0" w:color="E3E3E3" w:frame="1"/>
-                <w:lang w:val="en-US"/>
-              </w:rPr>
-              <w:t>.</w:t>
-            </w:r>
-            <w:proofErr w:type="gramStart"/>
-            <w:r>
-              <w:rPr>
-                <w:rFonts w:ascii="Times New Roman" w:hAnsi="Times New Roman"/>
-                <w:sz w:val="24"/>
-                <w:szCs w:val="24"/>
-                <w:bdr w:val="single" w:sz="2" w:space="0" w:color="E3E3E3" w:frame="1"/>
-                <w:lang w:val="en-US"/>
-              </w:rPr>
-              <w:t>pipeclass.PipeClassController</w:t>
-            </w:r>
-            <w:proofErr w:type="gramEnd"/>
           </w:p>
         </w:tc>
         <w:tc>
@@ -41367,20 +40856,8 @@
                 <w:bdr w:val="single" w:sz="2" w:space="0" w:color="E3E3E3" w:frame="1"/>
                 <w:lang w:val="en-US"/>
               </w:rPr>
-              <w:t>add-edit-pipe-class-</w:t>
+              <w:t>add-edit-pipe-class-dialog.fxml</w:t>
             </w:r>
-            <w:proofErr w:type="gramStart"/>
-            <w:r>
-              <w:rPr>
-                <w:rFonts w:ascii="Times New Roman" w:hAnsi="Times New Roman"/>
-                <w:sz w:val="24"/>
-                <w:szCs w:val="24"/>
-                <w:bdr w:val="single" w:sz="2" w:space="0" w:color="E3E3E3" w:frame="1"/>
-                <w:lang w:val="en-US"/>
-              </w:rPr>
-              <w:t>dialog.fxml</w:t>
-            </w:r>
-            <w:proofErr w:type="gramEnd"/>
           </w:p>
         </w:tc>
         <w:tc>
@@ -41399,7 +40876,6 @@
                 <w:lang w:val="en-US"/>
               </w:rPr>
             </w:pPr>
-            <w:proofErr w:type="gramStart"/>
             <w:r>
               <w:rPr>
                 <w:rFonts w:ascii="Times New Roman" w:hAnsi="Times New Roman"/>
@@ -41408,53 +40884,8 @@
                 <w:bdr w:val="single" w:sz="2" w:space="0" w:color="E3E3E3" w:frame="1"/>
                 <w:lang w:val="en-US"/>
               </w:rPr>
-              <w:t>ru.qurati</w:t>
+              <w:t>ru.qurati.gasproject.controller.pipeclass.AddEditPipeClassDialog</w:t>
             </w:r>
-            <w:proofErr w:type="gramEnd"/>
-            <w:r>
-              <w:rPr>
-                <w:rFonts w:ascii="Times New Roman" w:hAnsi="Times New Roman"/>
-                <w:sz w:val="24"/>
-                <w:szCs w:val="24"/>
-                <w:bdr w:val="single" w:sz="2" w:space="0" w:color="E3E3E3" w:frame="1"/>
-                <w:lang w:val="en-US"/>
-              </w:rPr>
-              <w:t>.</w:t>
-            </w:r>
-            <w:proofErr w:type="gramStart"/>
-            <w:r>
-              <w:rPr>
-                <w:rFonts w:ascii="Times New Roman" w:hAnsi="Times New Roman"/>
-                <w:sz w:val="24"/>
-                <w:szCs w:val="24"/>
-                <w:bdr w:val="single" w:sz="2" w:space="0" w:color="E3E3E3" w:frame="1"/>
-                <w:lang w:val="en-US"/>
-              </w:rPr>
-              <w:t>gasproject.controller</w:t>
-            </w:r>
-            <w:proofErr w:type="gramEnd"/>
-            <w:r>
-              <w:rPr>
-                <w:rFonts w:ascii="Times New Roman" w:hAnsi="Times New Roman"/>
-                <w:sz w:val="24"/>
-                <w:szCs w:val="24"/>
-                <w:bdr w:val="single" w:sz="2" w:space="0" w:color="E3E3E3" w:frame="1"/>
-                <w:lang w:val="en-US"/>
-              </w:rPr>
-              <w:t>.</w:t>
-            </w:r>
-            <w:proofErr w:type="gramStart"/>
-            <w:r>
-              <w:rPr>
-                <w:rFonts w:ascii="Times New Roman" w:hAnsi="Times New Roman"/>
-                <w:sz w:val="24"/>
-                <w:szCs w:val="24"/>
-                <w:bdr w:val="single" w:sz="2" w:space="0" w:color="E3E3E3" w:frame="1"/>
-                <w:lang w:val="en-US"/>
-              </w:rPr>
-              <w:t>pipeclass.AddEditPipeClassDialog</w:t>
-            </w:r>
-            <w:proofErr w:type="gramEnd"/>
           </w:p>
         </w:tc>
         <w:tc>
@@ -41569,19 +41000,8 @@
                 <w:bdr w:val="single" w:sz="2" w:space="0" w:color="E3E3E3" w:frame="1"/>
               </w:rPr>
               <w:lastRenderedPageBreak/>
-              <w:t>pipe-segment-</w:t>
+              <w:t>pipe-segment-view.fxml</w:t>
             </w:r>
-            <w:proofErr w:type="gramStart"/>
-            <w:r>
-              <w:rPr>
-                <w:rFonts w:ascii="Times New Roman" w:hAnsi="Times New Roman"/>
-                <w:sz w:val="24"/>
-                <w:szCs w:val="24"/>
-                <w:bdr w:val="single" w:sz="2" w:space="0" w:color="E3E3E3" w:frame="1"/>
-              </w:rPr>
-              <w:t>view.fxml</w:t>
-            </w:r>
-            <w:proofErr w:type="gramEnd"/>
           </w:p>
         </w:tc>
         <w:tc>
@@ -41600,7 +41020,6 @@
                 <w:lang w:val="en-US"/>
               </w:rPr>
             </w:pPr>
-            <w:proofErr w:type="gramStart"/>
             <w:r>
               <w:rPr>
                 <w:rFonts w:ascii="Times New Roman" w:hAnsi="Times New Roman"/>
@@ -41609,53 +41028,8 @@
                 <w:bdr w:val="single" w:sz="2" w:space="0" w:color="E3E3E3" w:frame="1"/>
                 <w:lang w:val="en-US"/>
               </w:rPr>
-              <w:t>ru.qurati</w:t>
+              <w:t>ru.qurati.gasproject.controller.pipesegment.PipeSegmentController</w:t>
             </w:r>
-            <w:proofErr w:type="gramEnd"/>
-            <w:r>
-              <w:rPr>
-                <w:rFonts w:ascii="Times New Roman" w:hAnsi="Times New Roman"/>
-                <w:sz w:val="24"/>
-                <w:szCs w:val="24"/>
-                <w:bdr w:val="single" w:sz="2" w:space="0" w:color="E3E3E3" w:frame="1"/>
-                <w:lang w:val="en-US"/>
-              </w:rPr>
-              <w:t>.</w:t>
-            </w:r>
-            <w:proofErr w:type="gramStart"/>
-            <w:r>
-              <w:rPr>
-                <w:rFonts w:ascii="Times New Roman" w:hAnsi="Times New Roman"/>
-                <w:sz w:val="24"/>
-                <w:szCs w:val="24"/>
-                <w:bdr w:val="single" w:sz="2" w:space="0" w:color="E3E3E3" w:frame="1"/>
-                <w:lang w:val="en-US"/>
-              </w:rPr>
-              <w:t>gasproject.controller</w:t>
-            </w:r>
-            <w:proofErr w:type="gramEnd"/>
-            <w:r>
-              <w:rPr>
-                <w:rFonts w:ascii="Times New Roman" w:hAnsi="Times New Roman"/>
-                <w:sz w:val="24"/>
-                <w:szCs w:val="24"/>
-                <w:bdr w:val="single" w:sz="2" w:space="0" w:color="E3E3E3" w:frame="1"/>
-                <w:lang w:val="en-US"/>
-              </w:rPr>
-              <w:t>.</w:t>
-            </w:r>
-            <w:proofErr w:type="gramStart"/>
-            <w:r>
-              <w:rPr>
-                <w:rFonts w:ascii="Times New Roman" w:hAnsi="Times New Roman"/>
-                <w:sz w:val="24"/>
-                <w:szCs w:val="24"/>
-                <w:bdr w:val="single" w:sz="2" w:space="0" w:color="E3E3E3" w:frame="1"/>
-                <w:lang w:val="en-US"/>
-              </w:rPr>
-              <w:t>pipesegment.PipeSegmentController</w:t>
-            </w:r>
-            <w:proofErr w:type="gramEnd"/>
           </w:p>
         </w:tc>
         <w:tc>
@@ -41802,20 +41176,8 @@
                 <w:bdr w:val="single" w:sz="2" w:space="0" w:color="E3E3E3" w:frame="1"/>
                 <w:lang w:val="en-US"/>
               </w:rPr>
-              <w:t>add-edit-pipe-segment-</w:t>
+              <w:t>add-edit-pipe-segment-dialog.fxml</w:t>
             </w:r>
-            <w:proofErr w:type="gramStart"/>
-            <w:r>
-              <w:rPr>
-                <w:rFonts w:ascii="Times New Roman" w:hAnsi="Times New Roman"/>
-                <w:sz w:val="24"/>
-                <w:szCs w:val="24"/>
-                <w:bdr w:val="single" w:sz="2" w:space="0" w:color="E3E3E3" w:frame="1"/>
-                <w:lang w:val="en-US"/>
-              </w:rPr>
-              <w:t>dialog.fxml</w:t>
-            </w:r>
-            <w:proofErr w:type="gramEnd"/>
           </w:p>
         </w:tc>
         <w:tc>
@@ -41834,7 +41196,6 @@
                 <w:lang w:val="en-US"/>
               </w:rPr>
             </w:pPr>
-            <w:proofErr w:type="gramStart"/>
             <w:r>
               <w:rPr>
                 <w:rFonts w:ascii="Times New Roman" w:hAnsi="Times New Roman"/>
@@ -41843,53 +41204,8 @@
                 <w:bdr w:val="single" w:sz="2" w:space="0" w:color="E3E3E3" w:frame="1"/>
                 <w:lang w:val="en-US"/>
               </w:rPr>
-              <w:t>ru.qurati</w:t>
+              <w:t>ru.qurati.gasproject.controller.pipesegment.AddEditPipeSegmentDialog</w:t>
             </w:r>
-            <w:proofErr w:type="gramEnd"/>
-            <w:r>
-              <w:rPr>
-                <w:rFonts w:ascii="Times New Roman" w:hAnsi="Times New Roman"/>
-                <w:sz w:val="24"/>
-                <w:szCs w:val="24"/>
-                <w:bdr w:val="single" w:sz="2" w:space="0" w:color="E3E3E3" w:frame="1"/>
-                <w:lang w:val="en-US"/>
-              </w:rPr>
-              <w:t>.</w:t>
-            </w:r>
-            <w:proofErr w:type="gramStart"/>
-            <w:r>
-              <w:rPr>
-                <w:rFonts w:ascii="Times New Roman" w:hAnsi="Times New Roman"/>
-                <w:sz w:val="24"/>
-                <w:szCs w:val="24"/>
-                <w:bdr w:val="single" w:sz="2" w:space="0" w:color="E3E3E3" w:frame="1"/>
-                <w:lang w:val="en-US"/>
-              </w:rPr>
-              <w:t>gasproject.controller</w:t>
-            </w:r>
-            <w:proofErr w:type="gramEnd"/>
-            <w:r>
-              <w:rPr>
-                <w:rFonts w:ascii="Times New Roman" w:hAnsi="Times New Roman"/>
-                <w:sz w:val="24"/>
-                <w:szCs w:val="24"/>
-                <w:bdr w:val="single" w:sz="2" w:space="0" w:color="E3E3E3" w:frame="1"/>
-                <w:lang w:val="en-US"/>
-              </w:rPr>
-              <w:t>.</w:t>
-            </w:r>
-            <w:proofErr w:type="gramStart"/>
-            <w:r>
-              <w:rPr>
-                <w:rFonts w:ascii="Times New Roman" w:hAnsi="Times New Roman"/>
-                <w:sz w:val="24"/>
-                <w:szCs w:val="24"/>
-                <w:bdr w:val="single" w:sz="2" w:space="0" w:color="E3E3E3" w:frame="1"/>
-                <w:lang w:val="en-US"/>
-              </w:rPr>
-              <w:t>pipesegment.AddEditPipeSegmentDialog</w:t>
-            </w:r>
-            <w:proofErr w:type="gramEnd"/>
           </w:p>
         </w:tc>
         <w:tc>
@@ -42003,19 +41319,8 @@
                 <w:szCs w:val="24"/>
                 <w:bdr w:val="single" w:sz="2" w:space="0" w:color="E3E3E3" w:frame="1"/>
               </w:rPr>
-              <w:t>pressure-measurement-</w:t>
+              <w:t>pressure-measurement-view.fxml</w:t>
             </w:r>
-            <w:proofErr w:type="gramStart"/>
-            <w:r>
-              <w:rPr>
-                <w:rFonts w:ascii="Times New Roman" w:hAnsi="Times New Roman"/>
-                <w:sz w:val="24"/>
-                <w:szCs w:val="24"/>
-                <w:bdr w:val="single" w:sz="2" w:space="0" w:color="E3E3E3" w:frame="1"/>
-              </w:rPr>
-              <w:t>view.fxml</w:t>
-            </w:r>
-            <w:proofErr w:type="gramEnd"/>
           </w:p>
         </w:tc>
         <w:tc>
@@ -42034,7 +41339,6 @@
                 <w:lang w:val="en-US"/>
               </w:rPr>
             </w:pPr>
-            <w:proofErr w:type="gramStart"/>
             <w:r>
               <w:rPr>
                 <w:rFonts w:ascii="Times New Roman" w:hAnsi="Times New Roman"/>
@@ -42043,53 +41347,8 @@
                 <w:bdr w:val="single" w:sz="2" w:space="0" w:color="E3E3E3" w:frame="1"/>
                 <w:lang w:val="en-US"/>
               </w:rPr>
-              <w:t>ru.qurati</w:t>
+              <w:t>ru.qurati.gasproject.controller.pressuremeasurement.PressureMeasurementController</w:t>
             </w:r>
-            <w:proofErr w:type="gramEnd"/>
-            <w:r>
-              <w:rPr>
-                <w:rFonts w:ascii="Times New Roman" w:hAnsi="Times New Roman"/>
-                <w:sz w:val="24"/>
-                <w:szCs w:val="24"/>
-                <w:bdr w:val="single" w:sz="2" w:space="0" w:color="E3E3E3" w:frame="1"/>
-                <w:lang w:val="en-US"/>
-              </w:rPr>
-              <w:t>.</w:t>
-            </w:r>
-            <w:proofErr w:type="gramStart"/>
-            <w:r>
-              <w:rPr>
-                <w:rFonts w:ascii="Times New Roman" w:hAnsi="Times New Roman"/>
-                <w:sz w:val="24"/>
-                <w:szCs w:val="24"/>
-                <w:bdr w:val="single" w:sz="2" w:space="0" w:color="E3E3E3" w:frame="1"/>
-                <w:lang w:val="en-US"/>
-              </w:rPr>
-              <w:t>gasproject.controller</w:t>
-            </w:r>
-            <w:proofErr w:type="gramEnd"/>
-            <w:r>
-              <w:rPr>
-                <w:rFonts w:ascii="Times New Roman" w:hAnsi="Times New Roman"/>
-                <w:sz w:val="24"/>
-                <w:szCs w:val="24"/>
-                <w:bdr w:val="single" w:sz="2" w:space="0" w:color="E3E3E3" w:frame="1"/>
-                <w:lang w:val="en-US"/>
-              </w:rPr>
-              <w:t>.</w:t>
-            </w:r>
-            <w:proofErr w:type="gramStart"/>
-            <w:r>
-              <w:rPr>
-                <w:rFonts w:ascii="Times New Roman" w:hAnsi="Times New Roman"/>
-                <w:sz w:val="24"/>
-                <w:szCs w:val="24"/>
-                <w:bdr w:val="single" w:sz="2" w:space="0" w:color="E3E3E3" w:frame="1"/>
-                <w:lang w:val="en-US"/>
-              </w:rPr>
-              <w:t>pressuremeasurement.PressureMeasurementController</w:t>
-            </w:r>
-            <w:proofErr w:type="gramEnd"/>
           </w:p>
         </w:tc>
         <w:tc>
@@ -42236,20 +41495,8 @@
                 <w:bdr w:val="single" w:sz="2" w:space="0" w:color="E3E3E3" w:frame="1"/>
                 <w:lang w:val="en-US"/>
               </w:rPr>
-              <w:t>add-edit-pressure-measurement-</w:t>
+              <w:t>add-edit-pressure-measurement-dialog.fxml</w:t>
             </w:r>
-            <w:proofErr w:type="gramStart"/>
-            <w:r>
-              <w:rPr>
-                <w:rFonts w:ascii="Times New Roman" w:hAnsi="Times New Roman"/>
-                <w:sz w:val="24"/>
-                <w:szCs w:val="24"/>
-                <w:bdr w:val="single" w:sz="2" w:space="0" w:color="E3E3E3" w:frame="1"/>
-                <w:lang w:val="en-US"/>
-              </w:rPr>
-              <w:t>dialog.fxml</w:t>
-            </w:r>
-            <w:proofErr w:type="gramEnd"/>
           </w:p>
         </w:tc>
         <w:tc>
@@ -42268,7 +41515,6 @@
                 <w:lang w:val="en-US"/>
               </w:rPr>
             </w:pPr>
-            <w:proofErr w:type="gramStart"/>
             <w:r>
               <w:rPr>
                 <w:rFonts w:ascii="Times New Roman" w:hAnsi="Times New Roman"/>
@@ -42277,53 +41523,8 @@
                 <w:bdr w:val="single" w:sz="2" w:space="0" w:color="E3E3E3" w:frame="1"/>
                 <w:lang w:val="en-US"/>
               </w:rPr>
-              <w:t>ru.qurati</w:t>
+              <w:t>ru.qurati.gasproject.controller.pressuremeasurement.AddEditPressureMeasurementDialog</w:t>
             </w:r>
-            <w:proofErr w:type="gramEnd"/>
-            <w:r>
-              <w:rPr>
-                <w:rFonts w:ascii="Times New Roman" w:hAnsi="Times New Roman"/>
-                <w:sz w:val="24"/>
-                <w:szCs w:val="24"/>
-                <w:bdr w:val="single" w:sz="2" w:space="0" w:color="E3E3E3" w:frame="1"/>
-                <w:lang w:val="en-US"/>
-              </w:rPr>
-              <w:t>.</w:t>
-            </w:r>
-            <w:proofErr w:type="gramStart"/>
-            <w:r>
-              <w:rPr>
-                <w:rFonts w:ascii="Times New Roman" w:hAnsi="Times New Roman"/>
-                <w:sz w:val="24"/>
-                <w:szCs w:val="24"/>
-                <w:bdr w:val="single" w:sz="2" w:space="0" w:color="E3E3E3" w:frame="1"/>
-                <w:lang w:val="en-US"/>
-              </w:rPr>
-              <w:t>gasproject.controller</w:t>
-            </w:r>
-            <w:proofErr w:type="gramEnd"/>
-            <w:r>
-              <w:rPr>
-                <w:rFonts w:ascii="Times New Roman" w:hAnsi="Times New Roman"/>
-                <w:sz w:val="24"/>
-                <w:szCs w:val="24"/>
-                <w:bdr w:val="single" w:sz="2" w:space="0" w:color="E3E3E3" w:frame="1"/>
-                <w:lang w:val="en-US"/>
-              </w:rPr>
-              <w:t>.</w:t>
-            </w:r>
-            <w:proofErr w:type="gramStart"/>
-            <w:r>
-              <w:rPr>
-                <w:rFonts w:ascii="Times New Roman" w:hAnsi="Times New Roman"/>
-                <w:sz w:val="24"/>
-                <w:szCs w:val="24"/>
-                <w:bdr w:val="single" w:sz="2" w:space="0" w:color="E3E3E3" w:frame="1"/>
-                <w:lang w:val="en-US"/>
-              </w:rPr>
-              <w:t>pressuremeasurement.AddEditPressureMeasurementDialog</w:t>
-            </w:r>
-            <w:proofErr w:type="gramEnd"/>
           </w:p>
         </w:tc>
         <w:tc>
@@ -42662,21 +41863,12 @@
         </w:rPr>
         <w:t xml:space="preserve"> </w:t>
       </w:r>
-      <w:proofErr w:type="gramStart"/>
-      <w:r>
-        <w:rPr>
-          <w:sz w:val="28"/>
-          <w:szCs w:val="28"/>
-        </w:rPr>
-        <w:t>setAddDialogStage(</w:t>
-      </w:r>
-      <w:proofErr w:type="gramEnd"/>
-      <w:r>
-        <w:rPr>
-          <w:sz w:val="28"/>
-          <w:szCs w:val="28"/>
-        </w:rPr>
-        <w:t>)</w:t>
+      <w:r>
+        <w:rPr>
+          <w:sz w:val="28"/>
+          <w:szCs w:val="28"/>
+        </w:rPr>
+        <w:t>setAddDialogStage()</w:t>
       </w:r>
       <w:r>
         <w:rPr>
@@ -42699,21 +41891,12 @@
         </w:rPr>
         <w:t xml:space="preserve"> </w:t>
       </w:r>
-      <w:proofErr w:type="gramStart"/>
-      <w:r>
-        <w:rPr>
-          <w:sz w:val="28"/>
-          <w:szCs w:val="28"/>
-        </w:rPr>
-        <w:t>setEditDialogStage(</w:t>
-      </w:r>
-      <w:proofErr w:type="gramEnd"/>
-      <w:r>
-        <w:rPr>
-          <w:sz w:val="28"/>
-          <w:szCs w:val="28"/>
-        </w:rPr>
-        <w:t>)</w:t>
+      <w:r>
+        <w:rPr>
+          <w:sz w:val="28"/>
+          <w:szCs w:val="28"/>
+        </w:rPr>
+        <w:t>setEditDialogStage()</w:t>
       </w:r>
       <w:r>
         <w:rPr>
@@ -44905,67 +44088,40 @@
         </w:rPr>
         <w:t xml:space="preserve"> </w:t>
       </w:r>
-      <w:proofErr w:type="gramStart"/>
-      <w:r>
-        <w:rPr>
-          <w:sz w:val="28"/>
-          <w:szCs w:val="28"/>
-        </w:rPr>
-        <w:t>save(</w:t>
-      </w:r>
-      <w:proofErr w:type="gramEnd"/>
-      <w:r>
-        <w:rPr>
-          <w:sz w:val="28"/>
-          <w:szCs w:val="28"/>
-        </w:rPr>
-        <w:t>),</w:t>
-      </w:r>
-      <w:r>
-        <w:rPr>
-          <w:sz w:val="28"/>
-          <w:szCs w:val="28"/>
-        </w:rPr>
-        <w:t xml:space="preserve"> </w:t>
-      </w:r>
-      <w:proofErr w:type="gramStart"/>
-      <w:r>
-        <w:rPr>
-          <w:sz w:val="28"/>
-          <w:szCs w:val="28"/>
-        </w:rPr>
-        <w:t>update(</w:t>
-      </w:r>
-      <w:proofErr w:type="gramEnd"/>
-      <w:r>
-        <w:rPr>
-          <w:sz w:val="28"/>
-          <w:szCs w:val="28"/>
-        </w:rPr>
-        <w:t>),</w:t>
-      </w:r>
-      <w:r>
-        <w:rPr>
-          <w:sz w:val="28"/>
-          <w:szCs w:val="28"/>
-        </w:rPr>
-        <w:t xml:space="preserve"> </w:t>
-      </w:r>
-      <w:proofErr w:type="gramStart"/>
-      <w:r>
-        <w:rPr>
-          <w:sz w:val="28"/>
-          <w:szCs w:val="28"/>
-        </w:rPr>
-        <w:t>delete(</w:t>
-      </w:r>
-      <w:proofErr w:type="gramEnd"/>
-      <w:r>
-        <w:rPr>
-          <w:sz w:val="28"/>
-          <w:szCs w:val="28"/>
-        </w:rPr>
-        <w:t>)</w:t>
+      <w:r>
+        <w:rPr>
+          <w:sz w:val="28"/>
+          <w:szCs w:val="28"/>
+        </w:rPr>
+        <w:t>save(),</w:t>
+      </w:r>
+      <w:r>
+        <w:rPr>
+          <w:sz w:val="28"/>
+          <w:szCs w:val="28"/>
+        </w:rPr>
+        <w:t xml:space="preserve"> </w:t>
+      </w:r>
+      <w:r>
+        <w:rPr>
+          <w:sz w:val="28"/>
+          <w:szCs w:val="28"/>
+        </w:rPr>
+        <w:t>update(),</w:t>
+      </w:r>
+      <w:r>
+        <w:rPr>
+          <w:sz w:val="28"/>
+          <w:szCs w:val="28"/>
+        </w:rPr>
+        <w:t xml:space="preserve"> </w:t>
+      </w:r>
+      <w:r>
+        <w:rPr>
+          <w:sz w:val="28"/>
+          <w:szCs w:val="28"/>
+        </w:rPr>
+        <w:t>delete()</w:t>
       </w:r>
       <w:r>
         <w:rPr>
@@ -67176,7 +66332,6 @@
                               </w:rPr>
                               <w:t>.</w:t>
                             </w:r>
-                            <w:proofErr w:type="gramStart"/>
                             <w:r>
                               <w:rPr>
                                 <w:sz w:val="28"/>
@@ -67219,7 +66374,6 @@
                               </w:rPr>
                               <w:t>ПЗ</w:t>
                             </w:r>
-                            <w:proofErr w:type="gramEnd"/>
                           </w:p>
                           <w:p/>
                         </w:txbxContent>
